--- a/hin/docx/024.content.docx
+++ b/hin/docx/024.content.docx
@@ -240,22 +240,21 @@
       </w:r>
       <w:r>
         <w:rPr>
+          <w:lang w:val="hi_IN" w:bidi="hi_IN"/>
+        </w:rPr>
+        <w:t>यहूदी</w:t>
+      </w:r>
+      <w:r>
+        <w:rPr>
+          <w:lang w:val="hi_IN" w:bidi="hi_IN"/>
+        </w:rPr>
+        <w:t xml:space="preserve"> </w:t>
+      </w:r>
+      <w:r>
+        <w:rPr>
           <w:b/>
           <w:lang w:val="hi_IN" w:bidi="hi_IN"/>
         </w:rPr>
-        <w:t>यहूदी</w:t>
-      </w:r>
-      <w:r>
-        <w:rPr>
-          <w:lang w:val="hi_IN" w:bidi="hi_IN"/>
-        </w:rPr>
-        <w:t xml:space="preserve"> </w:t>
-      </w:r>
-      <w:r>
-        <w:rPr>
-          <w:b/>
-          <w:lang w:val="hi_IN" w:bidi="hi_IN"/>
-        </w:rPr>
         <w:t>याजक</w:t>
       </w:r>
       <w:r>
@@ -264,18 +263,12 @@
         </w:rPr>
         <w:t xml:space="preserve"> परमेश्वर के </w:t>
       </w:r>
-      <w:hyperlink r:id="rId13">
-        <w:r>
-          <w:rPr>
-            <w:lang w:val="hi_IN" w:bidi="hi_IN"/>
-          </w:rPr>
-          <w:rPr>
-            <w:color w:val="0000EE"/>
-            <w:u w:val="single"/>
-          </w:rPr>
-          <w:t>मन्दिर</w:t>
-        </w:r>
-      </w:hyperlink>
+      <w:r>
+        <w:rPr>
+          <w:lang w:val="hi_IN" w:bidi="hi_IN"/>
+        </w:rPr>
+        <w:t>मन्दिर</w:t>
+      </w:r>
       <w:r>
         <w:rPr>
           <w:lang w:val="hi_IN" w:bidi="hi_IN"/>
@@ -284,7 +277,6 @@
       </w:r>
       <w:r>
         <w:rPr>
-          <w:b/>
           <w:lang w:val="hi_IN" w:bidi="hi_IN"/>
         </w:rPr>
         <w:t>साफ</w:t>
@@ -325,7 +317,6 @@
       </w:r>
       <w:r>
         <w:rPr>
-          <w:b/>
           <w:lang w:val="hi_IN" w:bidi="hi_IN"/>
         </w:rPr>
         <w:t>यूहन्ना बपतिस्मा देनेवाला</w:t>
@@ -338,7 +329,6 @@
       </w:r>
       <w:r>
         <w:rPr>
-          <w:b/>
           <w:lang w:val="hi_IN" w:bidi="hi_IN"/>
         </w:rPr>
         <w:t>मन फिराना</w:t>
@@ -363,18 +353,12 @@
         </w:rPr>
         <w:t xml:space="preserve">यीशु के </w:t>
       </w:r>
-      <w:hyperlink r:id="rId14">
-        <w:r>
-          <w:rPr>
-            <w:lang w:val="hi_IN" w:bidi="hi_IN"/>
-          </w:rPr>
-          <w:rPr>
-            <w:color w:val="0000EE"/>
-            <w:u w:val="single"/>
-          </w:rPr>
-          <w:t>स्वर्ग</w:t>
-        </w:r>
-      </w:hyperlink>
+      <w:r>
+        <w:rPr>
+          <w:lang w:val="hi_IN" w:bidi="hi_IN"/>
+        </w:rPr>
+        <w:t>स्वर्ग</w:t>
+      </w:r>
       <w:r>
         <w:rPr>
           <w:lang w:val="hi_IN" w:bidi="hi_IN"/>
@@ -383,7 +367,6 @@
       </w:r>
       <w:r>
         <w:rPr>
-          <w:b/>
           <w:lang w:val="hi_IN" w:bidi="hi_IN"/>
         </w:rPr>
         <w:t>चेलों</w:t>
@@ -394,36 +377,24 @@
         </w:rPr>
         <w:t xml:space="preserve"> से कहा कि वे जाकर हर जगह लोगों को बताएँ कि यीशु के पास सारा </w:t>
       </w:r>
-      <w:hyperlink r:id="rId15">
-        <w:r>
-          <w:rPr>
-            <w:lang w:val="hi_IN" w:bidi="hi_IN"/>
-          </w:rPr>
-          <w:rPr>
-            <w:color w:val="0000EE"/>
-            <w:u w:val="single"/>
-          </w:rPr>
-          <w:t>अधिकार</w:t>
-        </w:r>
-      </w:hyperlink>
+      <w:r>
+        <w:rPr>
+          <w:lang w:val="hi_IN" w:bidi="hi_IN"/>
+        </w:rPr>
+        <w:t>अधिकार</w:t>
+      </w:r>
       <w:r>
         <w:rPr>
           <w:lang w:val="hi_IN" w:bidi="hi_IN"/>
         </w:rPr>
         <w:t xml:space="preserve"> है। यीशु ने उनसे कहा कि वे सभी लोगों को यीशु का चेला बनाएँ, और उन्हें पिता, पुत्र और </w:t>
       </w:r>
-      <w:hyperlink r:id="rId16">
-        <w:r>
-          <w:rPr>
-            <w:lang w:val="hi_IN" w:bidi="hi_IN"/>
-          </w:rPr>
-          <w:rPr>
-            <w:color w:val="0000EE"/>
-            <w:u w:val="single"/>
-          </w:rPr>
-          <w:t>पवित्र आत्मा</w:t>
-        </w:r>
-      </w:hyperlink>
+      <w:r>
+        <w:rPr>
+          <w:lang w:val="hi_IN" w:bidi="hi_IN"/>
+        </w:rPr>
+        <w:t>पवित्र आत्मा</w:t>
+      </w:r>
       <w:r>
         <w:rPr>
           <w:lang w:val="hi_IN" w:bidi="hi_IN"/>
@@ -446,7 +417,6 @@
       </w:r>
       <w:r>
         <w:rPr>
-          <w:b/>
           <w:lang w:val="hi_IN" w:bidi="hi_IN"/>
         </w:rPr>
         <w:t>विश्वास</w:t>
@@ -457,18 +427,12 @@
         </w:rPr>
         <w:t xml:space="preserve"> करना शुरू किया, उन्होंने बपतिस्मा लिया। यह बपतिस्मा उनके मन फिराव और </w:t>
       </w:r>
-      <w:hyperlink r:id="rId17">
-        <w:r>
-          <w:rPr>
-            <w:lang w:val="hi_IN" w:bidi="hi_IN"/>
-          </w:rPr>
-          <w:rPr>
-            <w:color w:val="0000EE"/>
-            <w:u w:val="single"/>
-          </w:rPr>
-          <w:t>क्षमा</w:t>
-        </w:r>
-      </w:hyperlink>
+      <w:r>
+        <w:rPr>
+          <w:lang w:val="hi_IN" w:bidi="hi_IN"/>
+        </w:rPr>
+        <w:t>क्षमा</w:t>
+      </w:r>
       <w:r>
         <w:rPr>
           <w:lang w:val="hi_IN" w:bidi="hi_IN"/>
@@ -491,7 +455,6 @@
       </w:r>
       <w:r>
         <w:rPr>
-          <w:b/>
           <w:lang w:val="hi_IN" w:bidi="hi_IN"/>
         </w:rPr>
         <w:t>पापों</w:t>
@@ -547,7 +510,6 @@
       </w:r>
       <w:r>
         <w:rPr>
-          <w:b/>
           <w:lang w:val="hi_IN" w:bidi="hi_IN"/>
         </w:rPr>
         <w:t>यूनानी</w:t>
@@ -640,36 +602,26 @@
         </w:rPr>
         <w:t xml:space="preserve"> परमेश्वर को दी गई भेंट है। लोग भेंट को अक्सर मिट्टी या बड़े पत्थरों से बने एक चबूतरे पर रखते थे, जिसे </w:t>
       </w:r>
-      <w:hyperlink r:id="rId18">
-        <w:r>
-          <w:rPr>
-            <w:lang w:val="hi_IN" w:bidi="hi_IN"/>
-          </w:rPr>
-          <w:rPr>
-            <w:color w:val="0000EE"/>
-            <w:u w:val="single"/>
-          </w:rPr>
-          <w:t>वेदी</w:t>
-        </w:r>
-      </w:hyperlink>
+      <w:r>
+        <w:rPr>
+          <w:b/>
+          <w:lang w:val="hi_IN" w:bidi="hi_IN"/>
+        </w:rPr>
+        <w:t>वेदी</w:t>
+      </w:r>
       <w:r>
         <w:rPr>
           <w:lang w:val="hi_IN" w:bidi="hi_IN"/>
         </w:rPr>
         <w:t xml:space="preserve"> कहा जाता था। बलि का उद्देश्य यह हो सकता है कि लोग परमेश्वर का धन्यवाद करना चाहते थे, उसकी </w:t>
       </w:r>
-      <w:hyperlink r:id="rId19">
-        <w:r>
-          <w:rPr>
-            <w:lang w:val="hi_IN" w:bidi="hi_IN"/>
-          </w:rPr>
-          <w:rPr>
-            <w:color w:val="0000EE"/>
-            <w:u w:val="single"/>
-          </w:rPr>
-          <w:t>आराधना</w:t>
-        </w:r>
-      </w:hyperlink>
+      <w:r>
+        <w:rPr>
+          <w:b/>
+          <w:lang w:val="hi_IN" w:bidi="hi_IN"/>
+        </w:rPr>
+        <w:t>आराधना</w:t>
+      </w:r>
       <w:r>
         <w:rPr>
           <w:lang w:val="hi_IN" w:bidi="hi_IN"/>
@@ -689,18 +641,12 @@
         </w:rPr>
         <w:t xml:space="preserve"> को पक्का करना चाहते थे, या अपने किसी गलत काम के लिए </w:t>
       </w:r>
-      <w:hyperlink r:id="rId17">
-        <w:r>
-          <w:rPr>
-            <w:lang w:val="hi_IN" w:bidi="hi_IN"/>
-          </w:rPr>
-          <w:rPr>
-            <w:color w:val="0000EE"/>
-            <w:u w:val="single"/>
-          </w:rPr>
-          <w:t>क्षमा</w:t>
-        </w:r>
-      </w:hyperlink>
+      <w:r>
+        <w:rPr>
+          <w:lang w:val="hi_IN" w:bidi="hi_IN"/>
+        </w:rPr>
+        <w:t>क्षमा</w:t>
+      </w:r>
       <w:r>
         <w:rPr>
           <w:lang w:val="hi_IN" w:bidi="hi_IN"/>
@@ -721,18 +667,13 @@
         </w:rPr>
         <w:t xml:space="preserve">पुराने नियम की शुरुआत में, परमेश्वर को बलि चढ़ाने वाले लोगों की कई कहानियाँ हैं: कैन और हाबिल, नूह और </w:t>
       </w:r>
-      <w:hyperlink r:id="rId20">
-        <w:r>
-          <w:rPr>
-            <w:lang w:val="hi_IN" w:bidi="hi_IN"/>
-          </w:rPr>
-          <w:rPr>
-            <w:color w:val="0000EE"/>
-            <w:u w:val="single"/>
-          </w:rPr>
-          <w:t>अब्राहम</w:t>
-        </w:r>
-      </w:hyperlink>
+      <w:r>
+        <w:rPr>
+          <w:b/>
+          <w:lang w:val="hi_IN" w:bidi="hi_IN"/>
+        </w:rPr>
+        <w:t>अब्राहम</w:t>
+      </w:r>
       <w:r>
         <w:rPr>
           <w:lang w:val="hi_IN" w:bidi="hi_IN"/>
@@ -752,72 +693,48 @@
         </w:rPr>
         <w:t xml:space="preserve"> को अपनी </w:t>
       </w:r>
-      <w:hyperlink r:id="rId21">
-        <w:r>
-          <w:rPr>
-            <w:lang w:val="hi_IN" w:bidi="hi_IN"/>
-          </w:rPr>
-          <w:rPr>
-            <w:color w:val="0000EE"/>
-            <w:u w:val="single"/>
-          </w:rPr>
-          <w:t>व्यवस्था</w:t>
-        </w:r>
-      </w:hyperlink>
+      <w:r>
+        <w:rPr>
+          <w:lang w:val="hi_IN" w:bidi="hi_IN"/>
+        </w:rPr>
+        <w:t>व्यवस्था</w:t>
+      </w:r>
       <w:r>
         <w:rPr>
           <w:lang w:val="hi_IN" w:bidi="hi_IN"/>
         </w:rPr>
         <w:t xml:space="preserve"> दी, तो परमेश्वर ने लोगों को यह निर्देश दिया कि उसे बलि कैसे चढ़ाएं। लोग अपनी बलि को जहाँ चाहें वहाँ परमेश्वर के पास नहीं ला सकते थे: उन्हें अपनी बलि पहले </w:t>
       </w:r>
-      <w:hyperlink r:id="rId22">
-        <w:r>
-          <w:rPr>
-            <w:lang w:val="hi_IN" w:bidi="hi_IN"/>
-          </w:rPr>
-          <w:rPr>
-            <w:color w:val="0000EE"/>
-            <w:u w:val="single"/>
-          </w:rPr>
-          <w:t>मिलापवाले तम्बू</w:t>
-        </w:r>
-      </w:hyperlink>
+      <w:r>
+        <w:rPr>
+          <w:lang w:val="hi_IN" w:bidi="hi_IN"/>
+        </w:rPr>
+        <w:t>मिलापवाले तम्बू</w:t>
+      </w:r>
       <w:r>
         <w:rPr>
           <w:lang w:val="hi_IN" w:bidi="hi_IN"/>
         </w:rPr>
         <w:t xml:space="preserve"> में और बाद में </w:t>
       </w:r>
-      <w:hyperlink r:id="rId13">
-        <w:r>
-          <w:rPr>
-            <w:lang w:val="hi_IN" w:bidi="hi_IN"/>
-          </w:rPr>
-          <w:rPr>
-            <w:color w:val="0000EE"/>
-            <w:u w:val="single"/>
-          </w:rPr>
-          <w:t>मन्दिर</w:t>
-        </w:r>
-      </w:hyperlink>
+      <w:r>
+        <w:rPr>
+          <w:lang w:val="hi_IN" w:bidi="hi_IN"/>
+        </w:rPr>
+        <w:t>मन्दिर</w:t>
+      </w:r>
       <w:r>
         <w:rPr>
           <w:lang w:val="hi_IN" w:bidi="hi_IN"/>
         </w:rPr>
         <w:t xml:space="preserve"> में ही लानी होती थी। मिलापवाला तम्बू वह जगह थी जहाँ इस्राएली परमेश्वर की आराधना करते थे। यह एक तम्बू था जिसे इस्राएली </w:t>
       </w:r>
-      <w:hyperlink r:id="rId23">
-        <w:r>
-          <w:rPr>
-            <w:lang w:val="hi_IN" w:bidi="hi_IN"/>
-          </w:rPr>
-          <w:rPr>
-            <w:color w:val="0000EE"/>
-            <w:u w:val="single"/>
-          </w:rPr>
-          <w:t>जंगल</w:t>
-        </w:r>
-      </w:hyperlink>
+      <w:r>
+        <w:rPr>
+          <w:lang w:val="hi_IN" w:bidi="hi_IN"/>
+        </w:rPr>
+        <w:t>जंगल</w:t>
+      </w:r>
       <w:r>
         <w:rPr>
           <w:lang w:val="hi_IN" w:bidi="hi_IN"/>
@@ -853,7 +770,6 @@
       </w:r>
       <w:r>
         <w:rPr>
-          <w:b/>
           <w:lang w:val="hi_IN" w:bidi="hi_IN"/>
         </w:rPr>
         <w:t>बलियाँ</w:t>
@@ -864,18 +780,12 @@
         </w:rPr>
         <w:t xml:space="preserve"> चढ़ाई जाती थीं। लोग अपनी इच्छा से भी बलि ला सकते थे। परमेश्वर की आराधना में बलि बहुत महत्वपूर्ण थी। क्योंकि परमेश्वर </w:t>
       </w:r>
-      <w:hyperlink r:id="rId24">
-        <w:r>
-          <w:rPr>
-            <w:lang w:val="hi_IN" w:bidi="hi_IN"/>
-          </w:rPr>
-          <w:rPr>
-            <w:color w:val="0000EE"/>
-            <w:u w:val="single"/>
-          </w:rPr>
-          <w:t>पवित्र</w:t>
-        </w:r>
-      </w:hyperlink>
+      <w:r>
+        <w:rPr>
+          <w:lang w:val="hi_IN" w:bidi="hi_IN"/>
+        </w:rPr>
+        <w:t>पवित्र</w:t>
+      </w:r>
       <w:r>
         <w:rPr>
           <w:lang w:val="hi_IN" w:bidi="hi_IN"/>
@@ -884,7 +794,6 @@
       </w:r>
       <w:r>
         <w:rPr>
-          <w:b/>
           <w:lang w:val="hi_IN" w:bidi="hi_IN"/>
         </w:rPr>
         <w:t>पापी</w:t>
@@ -897,7 +806,6 @@
       </w:r>
       <w:r>
         <w:rPr>
-          <w:b/>
           <w:lang w:val="hi_IN" w:bidi="hi_IN"/>
         </w:rPr>
         <w:t>शुद्ध</w:t>
@@ -922,54 +830,36 @@
         </w:rPr>
         <w:t xml:space="preserve">यीशु के </w:t>
       </w:r>
-      <w:hyperlink r:id="rId14">
-        <w:r>
-          <w:rPr>
-            <w:lang w:val="hi_IN" w:bidi="hi_IN"/>
-          </w:rPr>
-          <w:rPr>
-            <w:color w:val="0000EE"/>
-            <w:u w:val="single"/>
-          </w:rPr>
-          <w:t>स्वर्ग</w:t>
-        </w:r>
-      </w:hyperlink>
+      <w:r>
+        <w:rPr>
+          <w:lang w:val="hi_IN" w:bidi="hi_IN"/>
+        </w:rPr>
+        <w:t>स्वर्ग</w:t>
+      </w:r>
       <w:r>
         <w:rPr>
           <w:lang w:val="hi_IN" w:bidi="hi_IN"/>
         </w:rPr>
         <w:t xml:space="preserve"> वापस जाने के लगभग 40 साल बाद, रोमी लोगों ने </w:t>
       </w:r>
-      <w:hyperlink r:id="rId25">
-        <w:r>
-          <w:rPr>
-            <w:lang w:val="hi_IN" w:bidi="hi_IN"/>
-          </w:rPr>
-          <w:rPr>
-            <w:color w:val="0000EE"/>
-            <w:u w:val="single"/>
-          </w:rPr>
-          <w:t>यरूशलेम</w:t>
-        </w:r>
-      </w:hyperlink>
+      <w:r>
+        <w:rPr>
+          <w:lang w:val="hi_IN" w:bidi="hi_IN"/>
+        </w:rPr>
+        <w:t>यरूशलेम</w:t>
+      </w:r>
       <w:r>
         <w:rPr>
           <w:lang w:val="hi_IN" w:bidi="hi_IN"/>
         </w:rPr>
         <w:t xml:space="preserve"> के </w:t>
       </w:r>
-      <w:hyperlink r:id="rId13">
-        <w:r>
-          <w:rPr>
-            <w:lang w:val="hi_IN" w:bidi="hi_IN"/>
-          </w:rPr>
-          <w:rPr>
-            <w:color w:val="0000EE"/>
-            <w:u w:val="single"/>
-          </w:rPr>
-          <w:t>मन्दिर</w:t>
-        </w:r>
-      </w:hyperlink>
+      <w:r>
+        <w:rPr>
+          <w:lang w:val="hi_IN" w:bidi="hi_IN"/>
+        </w:rPr>
+        <w:t>मन्दिर</w:t>
+      </w:r>
       <w:r>
         <w:rPr>
           <w:lang w:val="hi_IN" w:bidi="hi_IN"/>
@@ -978,7 +868,6 @@
       </w:r>
       <w:r>
         <w:rPr>
-          <w:b/>
           <w:lang w:val="hi_IN" w:bidi="hi_IN"/>
         </w:rPr>
         <w:t>यहूदी</w:t>
@@ -1050,18 +939,12 @@
         </w:rPr>
         <w:t xml:space="preserve"> जिसे </w:t>
       </w:r>
-      <w:hyperlink r:id="rId26">
-        <w:r>
-          <w:rPr>
-            <w:lang w:val="hi_IN" w:bidi="hi_IN"/>
-          </w:rPr>
-          <w:rPr>
-            <w:color w:val="0000EE"/>
-            <w:u w:val="single"/>
-          </w:rPr>
-          <w:t>ढीला वस्त्र</w:t>
-        </w:r>
-      </w:hyperlink>
+      <w:r>
+        <w:rPr>
+          <w:lang w:val="hi_IN" w:bidi="hi_IN"/>
+        </w:rPr>
+        <w:t>ढीला वस्त्र</w:t>
+      </w:r>
       <w:r>
         <w:rPr>
           <w:lang w:val="hi_IN" w:bidi="hi_IN"/>
@@ -1342,18 +1225,12 @@
         </w:rPr>
         <w:t xml:space="preserve">परमेश्वर बुराई से नफरत करता है। केवल परमेश्वर ही बुराई को नष्ट कर सकता है, क्योंकि वही पूरी तरह भला है। जब परमेश्वर अपना </w:t>
       </w:r>
-      <w:hyperlink r:id="rId27">
-        <w:r>
-          <w:rPr>
-            <w:lang w:val="hi_IN" w:bidi="hi_IN"/>
-          </w:rPr>
-          <w:rPr>
-            <w:color w:val="0000EE"/>
-            <w:u w:val="single"/>
-          </w:rPr>
-          <w:t>राज्य</w:t>
-        </w:r>
-      </w:hyperlink>
+      <w:r>
+        <w:rPr>
+          <w:lang w:val="hi_IN" w:bidi="hi_IN"/>
+        </w:rPr>
+        <w:t>राज्य</w:t>
+      </w:r>
       <w:r>
         <w:rPr>
           <w:lang w:val="hi_IN" w:bidi="hi_IN"/>
@@ -1417,22 +1294,21 @@
       </w:r>
       <w:r>
         <w:rPr>
+          <w:lang w:val="hi_IN" w:bidi="hi_IN"/>
+        </w:rPr>
+        <w:t>दुष्ट आत्माएँ</w:t>
+      </w:r>
+      <w:r>
+        <w:rPr>
+          <w:lang w:val="hi_IN" w:bidi="hi_IN"/>
+        </w:rPr>
+        <w:t xml:space="preserve">, या </w:t>
+      </w:r>
+      <w:r>
+        <w:rPr>
           <w:b/>
           <w:lang w:val="hi_IN" w:bidi="hi_IN"/>
         </w:rPr>
-        <w:t>दुष्ट आत्माएँ</w:t>
-      </w:r>
-      <w:r>
-        <w:rPr>
-          <w:lang w:val="hi_IN" w:bidi="hi_IN"/>
-        </w:rPr>
-        <w:t xml:space="preserve">, या </w:t>
-      </w:r>
-      <w:r>
-        <w:rPr>
-          <w:b/>
-          <w:lang w:val="hi_IN" w:bidi="hi_IN"/>
-        </w:rPr>
         <w:t>अशुद्ध आत्मा</w:t>
       </w:r>
       <w:r>
@@ -1441,36 +1317,24 @@
         </w:rPr>
         <w:t xml:space="preserve"> ये सभी शब्द एक ही बात को दर्शाते हैं। एक बुरी आत्मा ऐसी आत्मा होती है जो परमेश्वर के विरुद्ध बलवा करती है। सभी बुरी आत्माओं के सरदार को </w:t>
       </w:r>
-      <w:hyperlink r:id="rId28">
-        <w:r>
-          <w:rPr>
-            <w:lang w:val="hi_IN" w:bidi="hi_IN"/>
-          </w:rPr>
-          <w:rPr>
-            <w:color w:val="0000EE"/>
-            <w:u w:val="single"/>
-          </w:rPr>
-          <w:t>शैतान</w:t>
-        </w:r>
-      </w:hyperlink>
+      <w:r>
+        <w:rPr>
+          <w:lang w:val="hi_IN" w:bidi="hi_IN"/>
+        </w:rPr>
+        <w:t>शैतान</w:t>
+      </w:r>
       <w:r>
         <w:rPr>
           <w:lang w:val="hi_IN" w:bidi="hi_IN"/>
         </w:rPr>
         <w:t xml:space="preserve">, </w:t>
       </w:r>
-      <w:hyperlink r:id="rId29">
-        <w:r>
-          <w:rPr>
-            <w:lang w:val="hi_IN" w:bidi="hi_IN"/>
-          </w:rPr>
-          <w:rPr>
-            <w:color w:val="0000EE"/>
-            <w:u w:val="single"/>
-          </w:rPr>
-          <w:t>इब्लीस</w:t>
-        </w:r>
-      </w:hyperlink>
+      <w:r>
+        <w:rPr>
+          <w:lang w:val="hi_IN" w:bidi="hi_IN"/>
+        </w:rPr>
+        <w:t>इब्लीस</w:t>
+      </w:r>
       <w:r>
         <w:rPr>
           <w:lang w:val="hi_IN" w:bidi="hi_IN"/>
@@ -1479,7 +1343,6 @@
       </w:r>
       <w:r>
         <w:rPr>
-          <w:b/>
           <w:lang w:val="hi_IN" w:bidi="hi_IN"/>
         </w:rPr>
         <w:t>स्वर्गदूतों</w:t>
@@ -1492,7 +1355,6 @@
       </w:r>
       <w:r>
         <w:rPr>
-          <w:b/>
           <w:lang w:val="hi_IN" w:bidi="hi_IN"/>
         </w:rPr>
         <w:t>स्वर्गदूतों</w:t>
@@ -1519,7 +1381,6 @@
       </w:r>
       <w:r>
         <w:rPr>
-          <w:b/>
           <w:lang w:val="hi_IN" w:bidi="hi_IN"/>
         </w:rPr>
         <w:t>बुरी आत्मा के कब्ज़े</w:t>
@@ -1532,7 +1393,6 @@
       </w:r>
       <w:r>
         <w:rPr>
-          <w:b/>
           <w:lang w:val="hi_IN" w:bidi="hi_IN"/>
         </w:rPr>
         <w:t>यहूदी</w:t>
@@ -1557,18 +1417,12 @@
         </w:rPr>
         <w:t xml:space="preserve">बुरी आत्माओं को दुष्ट आत्माएँ भी कहा जा सकता है। इससे यह स्पष्ट होता है कि उनके इरादे </w:t>
       </w:r>
-      <w:hyperlink r:id="rId30">
-        <w:r>
-          <w:rPr>
-            <w:lang w:val="hi_IN" w:bidi="hi_IN"/>
-          </w:rPr>
-          <w:rPr>
-            <w:color w:val="0000EE"/>
-            <w:u w:val="single"/>
-          </w:rPr>
-          <w:t>बुरे</w:t>
-        </w:r>
-      </w:hyperlink>
+      <w:r>
+        <w:rPr>
+          <w:lang w:val="hi_IN" w:bidi="hi_IN"/>
+        </w:rPr>
+        <w:t>बुरे</w:t>
+      </w:r>
       <w:r>
         <w:rPr>
           <w:lang w:val="hi_IN" w:bidi="hi_IN"/>
@@ -1577,7 +1431,6 @@
       </w:r>
       <w:r>
         <w:rPr>
-          <w:b/>
           <w:lang w:val="hi_IN" w:bidi="hi_IN"/>
         </w:rPr>
         <w:t>अशुद्ध</w:t>
@@ -1672,54 +1525,36 @@
         </w:rPr>
         <w:t xml:space="preserve"> </w:t>
       </w:r>
-      <w:hyperlink r:id="rId31">
-        <w:r>
-          <w:rPr>
-            <w:lang w:val="hi_IN" w:bidi="hi_IN"/>
-          </w:rPr>
-          <w:rPr>
-            <w:color w:val="0000EE"/>
-            <w:u w:val="single"/>
-          </w:rPr>
-          <w:t>गलील</w:t>
-        </w:r>
-      </w:hyperlink>
+      <w:r>
+        <w:rPr>
+          <w:lang w:val="hi_IN" w:bidi="hi_IN"/>
+        </w:rPr>
+        <w:t>गलील</w:t>
+      </w:r>
       <w:r>
         <w:rPr>
           <w:lang w:val="hi_IN" w:bidi="hi_IN"/>
         </w:rPr>
         <w:t xml:space="preserve"> प्रदेश का एक गाँव है। यह शायद </w:t>
       </w:r>
-      <w:hyperlink r:id="rId32">
-        <w:r>
-          <w:rPr>
-            <w:lang w:val="hi_IN" w:bidi="hi_IN"/>
-          </w:rPr>
-          <w:rPr>
-            <w:color w:val="0000EE"/>
-            <w:u w:val="single"/>
-          </w:rPr>
-          <w:t>कफरनहूम</w:t>
-        </w:r>
-      </w:hyperlink>
+      <w:r>
+        <w:rPr>
+          <w:lang w:val="hi_IN" w:bidi="hi_IN"/>
+        </w:rPr>
+        <w:t>कफरनहूम</w:t>
+      </w:r>
       <w:r>
         <w:rPr>
           <w:lang w:val="hi_IN" w:bidi="hi_IN"/>
         </w:rPr>
         <w:t xml:space="preserve"> शहर के पास था, क्योंकि </w:t>
       </w:r>
-      <w:hyperlink r:id="rId33">
-        <w:r>
-          <w:rPr>
-            <w:lang w:val="hi_IN" w:bidi="hi_IN"/>
-          </w:rPr>
-          <w:rPr>
-            <w:color w:val="0000EE"/>
-            <w:u w:val="single"/>
-          </w:rPr>
-          <w:t>यूहन्ना</w:t>
-        </w:r>
-      </w:hyperlink>
+      <w:r>
+        <w:rPr>
+          <w:lang w:val="hi_IN" w:bidi="hi_IN"/>
+        </w:rPr>
+        <w:t>यूहन्ना</w:t>
+      </w:r>
       <w:r>
         <w:rPr>
           <w:lang w:val="hi_IN" w:bidi="hi_IN"/>
@@ -1728,7 +1563,6 @@
       </w:r>
       <w:r>
         <w:rPr>
-          <w:b/>
           <w:lang w:val="hi_IN" w:bidi="hi_IN"/>
         </w:rPr>
         <w:t>चेले</w:t>
@@ -1739,18 +1573,12 @@
         </w:rPr>
         <w:t xml:space="preserve"> अन्द्रियास और पतरस बैतसैदा से आए थे, लेकिन मरकुस हमें बताता है कि वे कफरनहूम में रहते थे। यह गाँव </w:t>
       </w:r>
-      <w:hyperlink r:id="rId34">
-        <w:r>
-          <w:rPr>
-            <w:lang w:val="hi_IN" w:bidi="hi_IN"/>
-          </w:rPr>
-          <w:rPr>
-            <w:color w:val="0000EE"/>
-            <w:u w:val="single"/>
-          </w:rPr>
-          <w:t>गलील की झील</w:t>
-        </w:r>
-      </w:hyperlink>
+      <w:r>
+        <w:rPr>
+          <w:lang w:val="hi_IN" w:bidi="hi_IN"/>
+        </w:rPr>
+        <w:t>गलील की झील</w:t>
+      </w:r>
       <w:r>
         <w:rPr>
           <w:lang w:val="hi_IN" w:bidi="hi_IN"/>
